--- a/database/sample_document_uploads/purchase_requisition_PR-2026-0001.docx
+++ b/database/sample_document_uploads/purchase_requisition_PR-2026-0001.docx
@@ -25,147 +25,211 @@
       </w:pPr>
       <w:r>
         <w:rPr/>
-        <w:t>Requisition No: PR-2026-0001</w:t>
-      </w:r>
-    </w:p>
-    <w:p>
-      <w:pPr>
-        <w:pStyle w:val="PreformattedText"/>
-        <w:bidi w:val="0"/>
-        <w:spacing w:before="0" w:after="0"/>
-        <w:jc w:val="start"/>
-        <w:rPr/>
-      </w:pPr>
-      <w:r>
-        <w:rPr/>
-      </w:r>
-    </w:p>
-    <w:p>
-      <w:pPr>
-        <w:pStyle w:val="PreformattedText"/>
-        <w:bidi w:val="0"/>
-        <w:spacing w:before="0" w:after="0"/>
-        <w:jc w:val="start"/>
-        <w:rPr/>
-      </w:pPr>
-      <w:r>
-        <w:rPr/>
-        <w:t>SAMPLE UPLOAD DOCUMENT — for testing file upload only, not a real request.</w:t>
-      </w:r>
-    </w:p>
-    <w:p>
-      <w:pPr>
-        <w:pStyle w:val="PreformattedText"/>
-        <w:bidi w:val="0"/>
-        <w:spacing w:before="0" w:after="0"/>
-        <w:jc w:val="start"/>
-        <w:rPr/>
-      </w:pPr>
-      <w:r>
-        <w:rPr/>
-      </w:r>
-    </w:p>
-    <w:p>
-      <w:pPr>
-        <w:pStyle w:val="PreformattedText"/>
-        <w:bidi w:val="0"/>
-        <w:spacing w:before="0" w:after="0"/>
-        <w:jc w:val="start"/>
-        <w:rPr/>
-      </w:pPr>
-      <w:r>
-        <w:rPr/>
-        <w:t>Department: Sample Department (Test Upload)</w:t>
-      </w:r>
-    </w:p>
-    <w:p>
-      <w:pPr>
-        <w:pStyle w:val="PreformattedText"/>
-        <w:bidi w:val="0"/>
-        <w:spacing w:before="0" w:after="0"/>
-        <w:jc w:val="start"/>
-        <w:rPr/>
-      </w:pPr>
-      <w:r>
-        <w:rPr/>
-        <w:t>Item description: Sample office supplies for demonstration purposes.</w:t>
-      </w:r>
-    </w:p>
-    <w:p>
-      <w:pPr>
-        <w:pStyle w:val="PreformattedText"/>
-        <w:bidi w:val="0"/>
-        <w:spacing w:before="0" w:after="0"/>
-        <w:jc w:val="start"/>
-        <w:rPr/>
-      </w:pPr>
-      <w:r>
-        <w:rPr/>
-        <w:t>Quantity: 5 units.</w:t>
-      </w:r>
-    </w:p>
-    <w:p>
-      <w:pPr>
-        <w:pStyle w:val="PreformattedText"/>
-        <w:bidi w:val="0"/>
-        <w:spacing w:before="0" w:after="0"/>
-        <w:jc w:val="start"/>
-        <w:rPr/>
-      </w:pPr>
-      <w:r>
-        <w:rPr/>
-        <w:t>Budget: PHP 1,000.00.</w:t>
-      </w:r>
-    </w:p>
-    <w:p>
-      <w:pPr>
-        <w:pStyle w:val="PreformattedText"/>
-        <w:bidi w:val="0"/>
-        <w:spacing w:before="0" w:after="0"/>
-        <w:jc w:val="start"/>
-        <w:rPr/>
-      </w:pPr>
-      <w:r>
-        <w:rPr/>
-      </w:r>
-    </w:p>
-    <w:p>
-      <w:pPr>
-        <w:pStyle w:val="PreformattedText"/>
-        <w:bidi w:val="0"/>
-        <w:spacing w:before="0" w:after="0"/>
-        <w:jc w:val="start"/>
-        <w:rPr/>
-      </w:pPr>
-      <w:r>
-        <w:rPr/>
-        <w:t>This placeholder document exists to verify that PDF, DOCX, DOC, TXT, PNG,</w:t>
-      </w:r>
-    </w:p>
-    <w:p>
-      <w:pPr>
-        <w:pStyle w:val="PreformattedText"/>
-        <w:bidi w:val="0"/>
-        <w:spacing w:before="0" w:after="0"/>
-        <w:jc w:val="start"/>
-        <w:rPr/>
-      </w:pPr>
-      <w:r>
-        <w:rPr/>
-        <w:t>JPG, and JPEG uploads are all processed correctly by the system for the</w:t>
-      </w:r>
-    </w:p>
-    <w:p>
-      <w:pPr>
-        <w:pStyle w:val="PreformattedText"/>
-        <w:bidi w:val="0"/>
-        <w:spacing w:before="0" w:after="0"/>
-        <w:jc w:val="start"/>
-        <w:rPr/>
-      </w:pPr>
-      <w:r>
-        <w:rPr/>
-        <w:t>Purchase Requisition category.</w:t>
+      </w:r>
+    </w:p>
+    <w:p>
+      <w:pPr>
+        <w:pStyle w:val="PreformattedText"/>
+        <w:bidi w:val="0"/>
+        <w:spacing w:before="0" w:after="0"/>
+        <w:jc w:val="start"/>
+        <w:rPr/>
+      </w:pPr>
+      <w:r>
+        <w:rPr/>
+        <w:t>This request is filed by the Finance department on June 24, 2026.</w:t>
+      </w:r>
+    </w:p>
+    <w:p>
+      <w:pPr>
+        <w:pStyle w:val="PreformattedText"/>
+        <w:bidi w:val="0"/>
+        <w:spacing w:before="0" w:after="0"/>
+        <w:jc w:val="start"/>
+        <w:rPr/>
+      </w:pPr>
+      <w:r>
+        <w:rPr/>
+        <w:t>Requested by: Rolando Cruz</w:t>
+      </w:r>
+    </w:p>
+    <w:p>
+      <w:pPr>
+        <w:pStyle w:val="PreformattedText"/>
+        <w:bidi w:val="0"/>
+        <w:spacing w:before="0" w:after="0"/>
+        <w:jc w:val="start"/>
+        <w:rPr/>
+      </w:pPr>
+      <w:r>
+        <w:rPr/>
+      </w:r>
+    </w:p>
+    <w:p>
+      <w:pPr>
+        <w:pStyle w:val="PreformattedText"/>
+        <w:bidi w:val="0"/>
+        <w:spacing w:before="0" w:after="0"/>
+        <w:jc w:val="start"/>
+        <w:rPr/>
+      </w:pPr>
+      <w:r>
+        <w:rPr/>
+        <w:t>Department: Finance</w:t>
+      </w:r>
+    </w:p>
+    <w:p>
+      <w:pPr>
+        <w:pStyle w:val="PreformattedText"/>
+        <w:bidi w:val="0"/>
+        <w:spacing w:before="0" w:after="0"/>
+        <w:jc w:val="start"/>
+        <w:rPr/>
+      </w:pPr>
+      <w:r>
+        <w:rPr/>
+        <w:t>Item description: replacement label printers and thermal label rolls for the</w:t>
+      </w:r>
+    </w:p>
+    <w:p>
+      <w:pPr>
+        <w:pStyle w:val="PreformattedText"/>
+        <w:bidi w:val="0"/>
+        <w:spacing w:before="0" w:after="0"/>
+        <w:jc w:val="start"/>
+        <w:rPr/>
+      </w:pPr>
+      <w:r>
+        <w:rPr/>
+        <w:t>records archiving project, to replace two units that have stopped feeding</w:t>
+      </w:r>
+    </w:p>
+    <w:p>
+      <w:pPr>
+        <w:pStyle w:val="PreformattedText"/>
+        <w:bidi w:val="0"/>
+        <w:spacing w:before="0" w:after="0"/>
+        <w:jc w:val="start"/>
+        <w:rPr/>
+      </w:pPr>
+      <w:r>
+        <w:rPr/>
+        <w:t>paper reliably.</w:t>
+      </w:r>
+    </w:p>
+    <w:p>
+      <w:pPr>
+        <w:pStyle w:val="PreformattedText"/>
+        <w:bidi w:val="0"/>
+        <w:spacing w:before="0" w:after="0"/>
+        <w:jc w:val="start"/>
+        <w:rPr/>
+      </w:pPr>
+      <w:r>
+        <w:rPr/>
+        <w:t>Quantity: 3 units (printers) and 20 rolls (labels).</w:t>
+      </w:r>
+    </w:p>
+    <w:p>
+      <w:pPr>
+        <w:pStyle w:val="PreformattedText"/>
+        <w:bidi w:val="0"/>
+        <w:spacing w:before="0" w:after="0"/>
+        <w:jc w:val="start"/>
+        <w:rPr/>
+      </w:pPr>
+      <w:r>
+        <w:rPr/>
+        <w:t>Budget: PHP 36,500.00.</w:t>
+      </w:r>
+    </w:p>
+    <w:p>
+      <w:pPr>
+        <w:pStyle w:val="PreformattedText"/>
+        <w:bidi w:val="0"/>
+        <w:spacing w:before="0" w:after="0"/>
+        <w:jc w:val="start"/>
+        <w:rPr/>
+      </w:pPr>
+      <w:r>
+        <w:rPr/>
+      </w:r>
+    </w:p>
+    <w:p>
+      <w:pPr>
+        <w:pStyle w:val="PreformattedText"/>
+        <w:bidi w:val="0"/>
+        <w:spacing w:before="0" w:after="0"/>
+        <w:jc w:val="start"/>
+        <w:rPr/>
+      </w:pPr>
+      <w:r>
+        <w:rPr/>
+        <w:t>Justification: current printers are over five years old and repeated repair</w:t>
+      </w:r>
+    </w:p>
+    <w:p>
+      <w:pPr>
+        <w:pStyle w:val="PreformattedText"/>
+        <w:bidi w:val="0"/>
+        <w:spacing w:before="0" w:after="0"/>
+        <w:jc w:val="start"/>
+        <w:rPr/>
+      </w:pPr>
+      <w:r>
+        <w:rPr/>
+        <w:t>attempts have not resolved the feed issue; continuing to run the archiving</w:t>
+      </w:r>
+    </w:p>
+    <w:p>
+      <w:pPr>
+        <w:pStyle w:val="PreformattedText"/>
+        <w:bidi w:val="0"/>
+        <w:spacing w:before="0" w:after="0"/>
+        <w:jc w:val="start"/>
+        <w:rPr/>
+      </w:pPr>
+      <w:r>
+        <w:rPr/>
+        <w:t>project without reliable label printing risks delays to the retention</w:t>
+      </w:r>
+    </w:p>
+    <w:p>
+      <w:pPr>
+        <w:pStyle w:val="PreformattedText"/>
+        <w:bidi w:val="0"/>
+        <w:spacing w:before="0" w:after="0"/>
+        <w:jc w:val="start"/>
+        <w:rPr/>
+      </w:pPr>
+      <w:r>
+        <w:rPr/>
+        <w:t>schedule.</w:t>
+      </w:r>
+    </w:p>
+    <w:p>
+      <w:pPr>
+        <w:pStyle w:val="PreformattedText"/>
+        <w:bidi w:val="0"/>
+        <w:spacing w:before="0" w:after="0"/>
+        <w:jc w:val="start"/>
+        <w:rPr/>
+      </w:pPr>
+      <w:r>
+        <w:rPr/>
+      </w:r>
+    </w:p>
+    <w:p>
+      <w:pPr>
+        <w:pStyle w:val="PreformattedText"/>
+        <w:bidi w:val="0"/>
+        <w:spacing w:before="0" w:after="0"/>
+        <w:jc w:val="start"/>
+        <w:rPr/>
+      </w:pPr>
+      <w:r>
+        <w:rPr/>
+        <w:t>Approved By: _______________________________</w:t>
       </w:r>
     </w:p>
     <w:sectPr>
